--- a/Declarations.docx
+++ b/Declarations.docx
@@ -7703,21 +7703,7 @@
       <w:pPr>
         <w:tabs>
           <w:tab w:val="left" w:pos="916"/>
-          <w:tab w:val="left" w:pos="1832"/>
-          <w:tab w:val="left" w:pos="2748"/>
-          <w:tab w:val="left" w:pos="3664"/>
-          <w:tab w:val="left" w:pos="4580"/>
-          <w:tab w:val="left" w:pos="5496"/>
-          <w:tab w:val="left" w:pos="6412"/>
-          <w:tab w:val="left" w:pos="7328"/>
-          <w:tab w:val="left" w:pos="8244"/>
-          <w:tab w:val="left" w:pos="9160"/>
-          <w:tab w:val="left" w:pos="10076"/>
-          <w:tab w:val="left" w:pos="10992"/>
-          <w:tab w:val="left" w:pos="11908"/>
-          <w:tab w:val="left" w:pos="12824"/>
-          <w:tab w:val="left" w:pos="13740"/>
-          <w:tab w:val="left" w:pos="14656"/>
+          <w:tab w:val="left" w:pos="1440"/>
         </w:tabs>
         <w:spacing w:after="0" w:line="240" w:lineRule="auto"/>
         <w:rPr>
@@ -7734,6 +7720,54 @@
         </w:rPr>
         <w:t>&amp;&amp;</w:t>
       </w:r>
+      <w:r>
+        <w:rPr>
+          <w:rFonts w:ascii="Courier New" w:eastAsia="Times New Roman" w:hAnsi="Courier New" w:cs="Courier New"/>
+          <w:sz w:val="56"/>
+          <w:szCs w:val="56"/>
+        </w:rPr>
+        <w:tab/>
+      </w:r>
+      <w:r>
+        <w:rPr>
+          <w:rFonts w:ascii="Courier New" w:eastAsia="Times New Roman" w:hAnsi="Courier New" w:cs="Courier New"/>
+          <w:sz w:val="56"/>
+          <w:szCs w:val="56"/>
+        </w:rPr>
+        <w:tab/>
+      </w:r>
+      <w:r>
+        <w:rPr>
+          <w:rFonts w:ascii="Courier New" w:eastAsia="Times New Roman" w:hAnsi="Courier New" w:cs="Courier New"/>
+          <w:sz w:val="56"/>
+          <w:szCs w:val="56"/>
+        </w:rPr>
+        <w:tab/>
+      </w:r>
+    </w:p>
+    <w:p>
+      <w:pPr>
+        <w:tabs>
+          <w:tab w:val="left" w:pos="916"/>
+          <w:tab w:val="left" w:pos="1440"/>
+        </w:tabs>
+        <w:spacing w:after="0" w:line="240" w:lineRule="auto"/>
+        <w:rPr>
+          <w:rFonts w:ascii="Courier New" w:eastAsia="Times New Roman" w:hAnsi="Courier New" w:cs="Courier New"/>
+          <w:sz w:val="56"/>
+          <w:szCs w:val="56"/>
+        </w:rPr>
+      </w:pPr>
+      <w:r>
+        <w:rPr>
+          <w:rFonts w:ascii="Courier New" w:eastAsia="Times New Roman" w:hAnsi="Courier New" w:cs="Courier New"/>
+          <w:sz w:val="56"/>
+          <w:szCs w:val="56"/>
+        </w:rPr>
+        <w:t>!</w:t>
+      </w:r>
+      <w:bookmarkStart w:id="0" w:name="_GoBack"/>
+      <w:bookmarkEnd w:id="0"/>
     </w:p>
     <w:p>
       <w:pPr>
@@ -12210,8 +12244,6 @@
           <v:rect id="_x0000_i1100" style="width:0;height:1.5pt" o:hralign="center" o:hrstd="t" o:hr="t" fillcolor="#a0a0a0" stroked="f"/>
         </w:pict>
       </w:r>
-      <w:bookmarkStart w:id="0" w:name="_GoBack"/>
-      <w:bookmarkEnd w:id="0"/>
     </w:p>
     <w:sectPr>
       <w:pgSz w:w="12240" w:h="15840"/>
